--- a/plantilla_oficio.docx
+++ b/plantilla_oficio.docx
@@ -2587,254 +2587,6 @@
 </w:numbering>
 </file>
 
-<file path=word/recipientData.xml><?xml version="1.0" encoding="utf-8"?>
-<wne:recipients xmlns:wpc="http://schemas.microsoft.com/office/word/2010/wordprocessingCanvas" xmlns:cx="http://schemas.microsoft.com/office/drawing/2014/chartex" xmlns:cx1="http://schemas.microsoft.com/office/drawing/2015/9/8/chartex" xmlns:cx2="http://schemas.microsoft.com/office/drawing/2015/10/21/chartex" xmlns:cx3="http://schemas.microsoft.com/office/drawing/2016/5/9/chartex" xmlns:cx4="http://schemas.microsoft.com/office/drawing/2016/5/10/chartex" xmlns:cx5="http://schemas.microsoft.com/office/drawing/2016/5/11/chartex" xmlns:cx6="http://schemas.microsoft.com/office/drawing/2016/5/12/chartex" xmlns:cx7="http://schemas.microsoft.com/office/drawing/2016/5/13/chartex" xmlns:cx8="http://schemas.microsoft.com/office/drawing/2016/5/14/chartex" xmlns:mc="http://schemas.openxmlformats.org/markup-compatibility/2006" xmlns:aink="http://schemas.microsoft.com/office/drawing/2016/ink" xmlns:am3d="http://schemas.microsoft.com/office/drawing/2017/model3d" xmlns:o="urn:schemas-microsoft-com:office:office" xmlns:oel="http://schemas.microsoft.com/office/2019/extlst" xmlns:r="http://schemas.openxmlformats.org/officeDocument/2006/relationships" xmlns:m="http://schemas.openxmlformats.org/officeDocument/2006/math" xmlns:v="urn:schemas-microsoft-com:vml" xmlns:wp14="http://schemas.microsoft.com/office/word/2010/wordprocessingDrawing" xmlns:wp="http://schemas.openxmlformats.org/drawingml/2006/wordprocessingDrawing" xmlns:w10="urn:schemas-microsoft-com:office:word" xmlns:w="http://schemas.openxmlformats.org/wordprocessingml/2006/main" xmlns:w14="http://schemas.microsoft.com/office/word/2010/wordml" xmlns:w15="http://schemas.microsoft.com/office/word/2012/wordml" xmlns:w16cex="http://schemas.microsoft.com/office/word/2018/wordml/cex" xmlns:w16cid="http://schemas.microsoft.com/office/word/2016/wordml/cid" xmlns:w16="http://schemas.microsoft.com/office/word/2018/wordml" xmlns:w16du="http://schemas.microsoft.com/office/word/2023/wordml/word16du" xmlns:w16sdtdh="http://schemas.microsoft.com/office/word/2020/wordml/sdtdatahash" xmlns:w16sdtfl="http://schemas.microsoft.com/office/word/2024/wordml/sdtformatlock" xmlns:w16se="http://schemas.microsoft.com/office/word/2015/wordml/symex" xmlns:wpg="http://schemas.microsoft.com/office/word/2010/wordprocessingGroup" xmlns:wpi="http://schemas.microsoft.com/office/word/2010/wordprocessingInk" xmlns:wne="http://schemas.microsoft.com/office/word/2006/wordml" xmlns:wps="http://schemas.microsoft.com/office/word/2010/wordprocessingShape" mc:Ignorable="w14 w15 w16se w16cid w16 w16cex w16sdtdh w16sdtfl w16du wp14">
-  <wne:recipientData>
-    <wne:active wne:val="0"/>
-    <wne:hash wne:val="-1376591247"/>
-  </wne:recipientData>
-  <wne:recipientData>
-    <wne:active wne:val="0"/>
-    <wne:hash wne:val="1282925871"/>
-  </wne:recipientData>
-  <wne:recipientData>
-    <wne:active wne:val="0"/>
-    <wne:hash wne:val="384740031"/>
-  </wne:recipientData>
-  <wne:recipientData>
-    <wne:active wne:val="0"/>
-    <wne:hash wne:val="723857200"/>
-  </wne:recipientData>
-  <wne:recipientData>
-    <wne:active wne:val="0"/>
-    <wne:hash wne:val="-2145535203"/>
-  </wne:recipientData>
-  <wne:recipientData>
-    <wne:active wne:val="0"/>
-    <wne:hash wne:val="197925061"/>
-  </wne:recipientData>
-  <wne:recipientData>
-    <wne:active wne:val="0"/>
-    <wne:hash wne:val="-96361706"/>
-  </wne:recipientData>
-  <wne:recipientData>
-    <wne:active wne:val="0"/>
-    <wne:hash wne:val="1608673055"/>
-  </wne:recipientData>
-  <wne:recipientData>
-    <wne:active wne:val="0"/>
-    <wne:hash wne:val="796295947"/>
-  </wne:recipientData>
-  <wne:recipientData>
-    <wne:active wne:val="0"/>
-    <wne:hash wne:val="-456577669"/>
-  </wne:recipientData>
-  <wne:recipientData>
-    <wne:active wne:val="0"/>
-    <wne:hash wne:val="191226658"/>
-  </wne:recipientData>
-  <wne:recipientData>
-    <wne:active wne:val="0"/>
-    <wne:hash wne:val="-731401953"/>
-  </wne:recipientData>
-  <wne:recipientData>
-    <wne:active wne:val="0"/>
-    <wne:hash wne:val="1490335816"/>
-  </wne:recipientData>
-  <wne:recipientData>
-    <wne:active wne:val="0"/>
-    <wne:hash wne:val="-937822221"/>
-  </wne:recipientData>
-  <wne:recipientData>
-    <wne:active wne:val="0"/>
-    <wne:hash wne:val="-1033783807"/>
-  </wne:recipientData>
-  <wne:recipientData>
-    <wne:active wne:val="0"/>
-    <wne:hash wne:val="2099529066"/>
-  </wne:recipientData>
-  <wne:recipientData>
-    <wne:active wne:val="0"/>
-    <wne:hash wne:val="-1108806935"/>
-  </wne:recipientData>
-  <wne:recipientData>
-    <wne:active wne:val="0"/>
-    <wne:hash wne:val="2064069294"/>
-  </wne:recipientData>
-  <wne:recipientData>
-    <wne:active wne:val="0"/>
-    <wne:hash wne:val="-959680462"/>
-  </wne:recipientData>
-  <wne:recipientData>
-    <wne:active wne:val="0"/>
-    <wne:hash wne:val="-707192632"/>
-  </wne:recipientData>
-  <wne:recipientData>
-    <wne:active wne:val="0"/>
-    <wne:hash wne:val="1351115236"/>
-  </wne:recipientData>
-  <wne:recipientData>
-    <wne:active wne:val="0"/>
-    <wne:hash wne:val="-2014222081"/>
-  </wne:recipientData>
-  <wne:recipientData>
-    <wne:active wne:val="0"/>
-    <wne:hash wne:val="1857446413"/>
-  </wne:recipientData>
-  <wne:recipientData>
-    <wne:active wne:val="0"/>
-    <wne:hash wne:val="-1980849468"/>
-  </wne:recipientData>
-  <wne:recipientData>
-    <wne:active wne:val="0"/>
-    <wne:hash wne:val="2012177828"/>
-  </wne:recipientData>
-  <wne:recipientData>
-    <wne:active wne:val="0"/>
-    <wne:hash wne:val="-1142040768"/>
-  </wne:recipientData>
-  <wne:recipientData>
-    <wne:active wne:val="0"/>
-    <wne:hash wne:val="-187353285"/>
-  </wne:recipientData>
-  <wne:recipientData>
-    <wne:active wne:val="0"/>
-    <wne:hash wne:val="519595083"/>
-  </wne:recipientData>
-  <wne:recipientData>
-    <wne:active wne:val="0"/>
-    <wne:hash wne:val="-1300918462"/>
-  </wne:recipientData>
-  <wne:recipientData>
-    <wne:active wne:val="0"/>
-    <wne:hash wne:val="-633940718"/>
-  </wne:recipientData>
-  <wne:recipientData>
-    <wne:active wne:val="0"/>
-    <wne:hash wne:val="-1043046936"/>
-  </wne:recipientData>
-  <wne:recipientData>
-    <wne:active wne:val="0"/>
-    <wne:hash wne:val="-913000541"/>
-  </wne:recipientData>
-  <wne:recipientData>
-    <wne:active wne:val="0"/>
-    <wne:hash wne:val="957394932"/>
-  </wne:recipientData>
-  <wne:recipientData>
-    <wne:active wne:val="0"/>
-    <wne:hash wne:val="1605055895"/>
-  </wne:recipientData>
-  <wne:recipientData>
-    <wne:active wne:val="0"/>
-    <wne:hash wne:val="-1522544347"/>
-  </wne:recipientData>
-  <wne:recipientData>
-    <wne:active wne:val="0"/>
-    <wne:hash wne:val="-311308508"/>
-  </wne:recipientData>
-  <wne:recipientData>
-    <wne:active wne:val="0"/>
-    <wne:hash wne:val="968625867"/>
-  </wne:recipientData>
-  <wne:recipientData>
-    <wne:active wne:val="0"/>
-    <wne:hash wne:val="2118718086"/>
-  </wne:recipientData>
-  <wne:recipientData>
-    <wne:active wne:val="0"/>
-    <wne:hash wne:val="-256929444"/>
-  </wne:recipientData>
-  <wne:recipientData>
-    <wne:active wne:val="0"/>
-    <wne:hash wne:val="2030652260"/>
-  </wne:recipientData>
-  <wne:recipientData>
-    <wne:active wne:val="0"/>
-    <wne:hash wne:val="-550951541"/>
-  </wne:recipientData>
-  <wne:recipientData>
-    <wne:active wne:val="0"/>
-    <wne:hash wne:val="-1489471425"/>
-  </wne:recipientData>
-  <wne:recipientData>
-    <wne:active wne:val="0"/>
-    <wne:hash wne:val="-111931283"/>
-  </wne:recipientData>
-  <wne:recipientData>
-    <wne:active wne:val="0"/>
-    <wne:hash wne:val="-1578801697"/>
-  </wne:recipientData>
-  <wne:recipientData>
-    <wne:active wne:val="0"/>
-    <wne:hash wne:val="-1228781830"/>
-  </wne:recipientData>
-  <wne:recipientData>
-    <wne:active wne:val="0"/>
-    <wne:hash wne:val="450387878"/>
-  </wne:recipientData>
-  <wne:recipientData>
-    <wne:active wne:val="1"/>
-    <wne:hash wne:val="32931960"/>
-  </wne:recipientData>
-  <wne:recipientData>
-    <wne:active wne:val="0"/>
-    <wne:hash wne:val="-570101188"/>
-  </wne:recipientData>
-  <wne:recipientData>
-    <wne:active wne:val="0"/>
-    <wne:hash wne:val="-475879942"/>
-  </wne:recipientData>
-  <wne:recipientData>
-    <wne:active wne:val="0"/>
-    <wne:hash wne:val="-1824609380"/>
-  </wne:recipientData>
-  <wne:recipientData>
-    <wne:active wne:val="0"/>
-    <wne:hash wne:val="-2032878479"/>
-  </wne:recipientData>
-  <wne:recipientData>
-    <wne:active wne:val="0"/>
-    <wne:hash wne:val="561951752"/>
-  </wne:recipientData>
-  <wne:recipientData>
-    <wne:active wne:val="0"/>
-    <wne:hash wne:val="1034339679"/>
-  </wne:recipientData>
-  <wne:recipientData>
-    <wne:active wne:val="0"/>
-    <wne:hash wne:val="-366260767"/>
-  </wne:recipientData>
-  <wne:recipientData>
-    <wne:active wne:val="0"/>
-    <wne:hash wne:val="1947620798"/>
-  </wne:recipientData>
-  <wne:recipientData>
-    <wne:active wne:val="0"/>
-    <wne:hash wne:val="302365708"/>
-  </wne:recipientData>
-  <wne:recipientData>
-    <wne:active wne:val="0"/>
-    <wne:hash wne:val="1235832503"/>
-  </wne:recipientData>
-  <wne:recipientData>
-    <wne:active wne:val="0"/>
-    <wne:hash wne:val="-1832644320"/>
-  </wne:recipientData>
-  <wne:recipientData>
-    <wne:active wne:val="0"/>
-    <wne:hash wne:val="1879740455"/>
-  </wne:recipientData>
-  <wne:recipientData>
-    <wne:active wne:val="0"/>
-    <wne:hash wne:val="-410537702"/>
-  </wne:recipientData>
-  <wne:recipientData>
-    <wne:active wne:val="1"/>
-  </wne:recipientData>
-</wne:recipients>
-</file>
-
 <file path=word/styles.xml><?xml version="1.0" encoding="utf-8"?>
 <w:styles xmlns:mc="http://schemas.openxmlformats.org/markup-compatibility/2006" xmlns:r="http://schemas.openxmlformats.org/officeDocument/2006/relationships" xmlns:w="http://schemas.openxmlformats.org/wordprocessingml/2006/main" xmlns:w14="http://schemas.microsoft.com/office/word/2010/wordml" xmlns:w15="http://schemas.microsoft.com/office/word/2012/wordml" xmlns:w16cex="http://schemas.microsoft.com/office/word/2018/wordml/cex" xmlns:w16cid="http://schemas.microsoft.com/office/word/2016/wordml/cid" xmlns:w16="http://schemas.microsoft.com/office/word/2018/wordml" xmlns:w16du="http://schemas.microsoft.com/office/word/2023/wordml/word16du" xmlns:w16sdtdh="http://schemas.microsoft.com/office/word/2020/wordml/sdtdatahash" xmlns:w16sdtfl="http://schemas.microsoft.com/office/word/2024/wordml/sdtformatlock" xmlns:w16se="http://schemas.microsoft.com/office/word/2015/wordml/symex" mc:Ignorable="w14 w15 w16se w16cid w16 w16cex w16sdtdh w16sdtfl w16du">
   <w:docDefaults>
